--- a/public/uploads/contracts/draft-4.docx
+++ b/public/uploads/contracts/draft-4.docx
@@ -120,7 +120,7 @@
           <w:szCs w:val="28"/>
           <w:lang w:val="uz-Cyrl-UZ"/>
         </w:rPr>
-        <w:t xml:space="preserve">1.2. Ижарага берувчи ер участкасини 2026 йил 30-июн дан 1 (бир) йил муддатга ижарага беради, Ижарага олувчи эса ўзига тегишли бўлган Тошкент шаҳрининг Мирзо-Улуғбек туманидаги Мирзо-Улуғбек тумани, Зарафшон кўчаси, №119 манзилда жойлашган «FRESH MARKET» МЧЖ объекти (ер участкаси)га туташ ҳудуддаги кейинчалик “Ер участкаси” деб номланувчи 78 кв.м ер майдонни Озиқ-овқат дўкони фаолиятини ташкил этиш учун ижарага олади.</w:t>
+        <w:t xml:space="preserve">1.2. Ижарага берувчи ер участкасини 2026 йил 30-июн дан 1 (бир) йил муддатга ижарага беради, Ижарага олувчи эса ўзига тегишли бўлган Тошкент шаҳрининг Мирзо-Улуғбек туманидаги Мирзо-Улуғбек тумани, Зарафшон кўчаси, №119 манзилда жойлашган «FRESH MARKET» МЧЖ объекти (ер участкаси)га туташ ҳудуддаги кейинчалик “Ер участкаси” деб номланувчи 252 кв.м ер майдонни 12 фаолиятини ташкил этиш учун ижарага олади.</w:t>
       </w:r>
     </w:p>
     <w:p/>
@@ -257,24 +257,24 @@
           <w:szCs w:val="28"/>
           <w:lang w:val="uz-Cyrl-UZ"/>
         </w:rPr>
-        <w:t xml:space="preserve">2.5. Ер участкаси тадбиркорлик фаолиятини амалга ошириш учун берилади ва қуйидаги мақсадда фойдаланилади: —.</w:t>
-      </w:r>
-    </w:p>
-    <w:p/>
-    <w:p>
-      <w:pPr>
-        <w:spacing w:after="0" w:line="240" w:lineRule="auto"/>
-        <w:ind w:firstLine="851"/>
-        <w:jc w:val="both"/>
-      </w:pPr>
-      <w:r>
-        <w:rPr>
-          <w:rFonts w:ascii="Times New Roman" w:hAnsi="Times New Roman" w:cs="Times New Roman"/>
-          <w:sz w:val="28"/>
-          <w:szCs w:val="28"/>
-          <w:lang w:val="uz-Cyrl-UZ"/>
-        </w:rPr>
-        <w:t xml:space="preserve">2.6. Объект жойлашган кўча тури: —. Кадастр рақами: 10:11:03:06:02:0103.</w:t>
+        <w:t xml:space="preserve">2.5. Ер участкаси тадбиркорлик фаолиятини амалга ошириш учун берилади ва қуйидаги мақсадда фойдаланилади: Умумий овқатланиш.</w:t>
+      </w:r>
+    </w:p>
+    <w:p/>
+    <w:p>
+      <w:pPr>
+        <w:spacing w:after="0" w:line="240" w:lineRule="auto"/>
+        <w:ind w:firstLine="851"/>
+        <w:jc w:val="both"/>
+      </w:pPr>
+      <w:r>
+        <w:rPr>
+          <w:rFonts w:ascii="Times New Roman" w:hAnsi="Times New Roman" w:cs="Times New Roman"/>
+          <w:sz w:val="28"/>
+          <w:szCs w:val="28"/>
+          <w:lang w:val="uz-Cyrl-UZ"/>
+        </w:rPr>
+        <w:t xml:space="preserve">2.6. Объект жойлашган кўча тури: Оддий кўча. Кадастр рақами: 10:11:03:06:02:0103.</w:t>
       </w:r>
     </w:p>
     <w:p/>
@@ -343,7 +343,7 @@
           <w:szCs w:val="28"/>
           <w:lang w:val="uz-Cyrl-UZ"/>
         </w:rPr>
-        <w:t xml:space="preserve">3.3. Ер участкаси учун йиллик ижара тўлови 42 120 000 сўмни ташкил этади ва йиллик ижара тўлов суммасининг тенг миқдорга бўлган ҳолда ҳар ойда (ойлик 3 510 000 сўм) амалга оширилади.</w:t>
+        <w:t xml:space="preserve">3.3. Ер участкаси учун йиллик ижара тўлови 136 080 000 сўмни ташкил этади ва йиллик ижара тўлов суммасининг тенг миқдорга бўлган ҳолда ҳар ойда (ойлик 11 340 000 сўм) амалга оширилади.</w:t>
       </w:r>
     </w:p>
     <w:p/>

--- a/public/uploads/contracts/draft-4.docx
+++ b/public/uploads/contracts/draft-4.docx
@@ -1153,16 +1153,87 @@
           <w:p>
             <w:pPr>
               <w:jc w:val="center"/>
-              <w:spacing w:after="20"/>
-            </w:pPr>
-            <w:r>
-              <w:rPr>
-                <w:rFonts w:ascii="Times New Roman" w:hAnsi="Times New Roman" w:cs="Times New Roman"/>
-                <w:sz w:val="28"/>
-                <w:szCs w:val="28"/>
-                <w:lang w:val="uz-Cyrl-UZ"/>
-              </w:rPr>
-              <w:t xml:space="preserve">Имзо: ____________  М.Ў.</w:t>
+              <w:spacing w:after="0"/>
+            </w:pPr>
+            <w:r>
+              <w:drawing>
+                <wp:inline distT="0" distB="0" distL="0" distR="0">
+                  <wp:extent cx="760000" cy="760000"/>
+                  <wp:effectExtent l="0" t="0" r="0" b="0"/>
+                  <wp:docPr id="1" name="QR1"/>
+                  <wp:cNvGraphicFramePr/>
+                  <a:graphic xmlns:a="http://schemas.openxmlformats.org/drawingml/2006/main">
+                    <a:graphicData uri="http://schemas.openxmlformats.org/drawingml/2006/picture">
+                      <pic:pic xmlns:pic="http://schemas.openxmlformats.org/drawingml/2006/picture">
+                        <pic:nvPicPr>
+                          <pic:cNvPr id="1" name="QR1"/>
+                          <pic:cNvPicPr/>
+                        </pic:nvPicPr>
+                        <pic:blipFill>
+                          <a:blip r:embed="rIdImg1"/>
+                          <a:stretch>
+                            <a:fillRect/>
+                          </a:stretch>
+                        </pic:blipFill>
+                        <pic:spPr>
+                          <a:xfrm>
+                            <a:off x="0" y="0"/>
+                            <a:ext cx="760000" cy="760000"/>
+                          </a:xfrm>
+                          <a:prstGeom prst="rect">
+                            <a:avLst/>
+                          </a:prstGeom>
+                        </pic:spPr>
+                      </pic:pic>
+                    </a:graphicData>
+                  </a:graphic>
+                </wp:inline>
+              </w:drawing>
+            </w:r>
+          </w:p>
+          <w:p>
+            <w:pPr>
+              <w:jc w:val="center"/>
+              <w:spacing w:after="20"/>
+            </w:pPr>
+            <w:r>
+              <w:rPr>
+                <w:rFonts w:ascii="Times New Roman" w:hAnsi="Times New Roman" w:cs="Times New Roman"/>
+                <w:sz w:val="28"/>
+                <w:szCs w:val="28"/>
+                <w:lang w:val="uz-Cyrl-UZ"/>
+              </w:rPr>
+              <w:t xml:space="preserve">Е-ИМЗО: Ш. Каримов</w:t>
+            </w:r>
+          </w:p>
+          <w:p>
+            <w:pPr>
+              <w:jc w:val="center"/>
+              <w:spacing w:after="20"/>
+            </w:pPr>
+            <w:r>
+              <w:rPr>
+                <w:rFonts w:ascii="Times New Roman" w:hAnsi="Times New Roman" w:cs="Times New Roman"/>
+                <w:sz w:val="28"/>
+                <w:szCs w:val="28"/>
+                <w:lang w:val="uz-Cyrl-UZ"/>
+              </w:rPr>
+              <w:t xml:space="preserve">Бошқарув раиси</w:t>
+            </w:r>
+          </w:p>
+          <w:p>
+            <w:pPr>
+              <w:jc w:val="center"/>
+              <w:spacing w:after="20"/>
+            </w:pPr>
+            <w:r>
+              <w:rPr>
+                <w:rFonts w:ascii="Times New Roman" w:hAnsi="Times New Roman" w:cs="Times New Roman"/>
+                <w:sz w:val="28"/>
+                <w:szCs w:val="28"/>
+                <w:lang w:val="uz-Cyrl-UZ"/>
+              </w:rPr>
+              <w:t xml:space="preserve">4-сон, 2026-йил 30-июн</w:t>
             </w:r>
           </w:p>
         </w:tc>

--- a/public/uploads/contracts/draft-4.docx
+++ b/public/uploads/contracts/draft-4.docx
@@ -1355,16 +1355,72 @@
           <w:p>
             <w:pPr>
               <w:jc w:val="center"/>
-              <w:spacing w:after="20"/>
-            </w:pPr>
-            <w:r>
-              <w:rPr>
-                <w:rFonts w:ascii="Times New Roman" w:hAnsi="Times New Roman" w:cs="Times New Roman"/>
-                <w:sz w:val="28"/>
-                <w:szCs w:val="28"/>
-                <w:lang w:val="uz-Cyrl-UZ"/>
-              </w:rPr>
-              <w:t xml:space="preserve">Имзо: ____________</w:t>
+              <w:spacing w:after="0"/>
+            </w:pPr>
+            <w:r>
+              <w:drawing>
+                <wp:inline distT="0" distB="0" distL="0" distR="0">
+                  <wp:extent cx="760000" cy="760000"/>
+                  <wp:effectExtent l="0" t="0" r="0" b="0"/>
+                  <wp:docPr id="2" name="QR2"/>
+                  <wp:cNvGraphicFramePr/>
+                  <a:graphic xmlns:a="http://schemas.openxmlformats.org/drawingml/2006/main">
+                    <a:graphicData uri="http://schemas.openxmlformats.org/drawingml/2006/picture">
+                      <pic:pic xmlns:pic="http://schemas.openxmlformats.org/drawingml/2006/picture">
+                        <pic:nvPicPr>
+                          <pic:cNvPr id="2" name="QR2"/>
+                          <pic:cNvPicPr/>
+                        </pic:nvPicPr>
+                        <pic:blipFill>
+                          <a:blip r:embed="rIdImg2"/>
+                          <a:stretch>
+                            <a:fillRect/>
+                          </a:stretch>
+                        </pic:blipFill>
+                        <pic:spPr>
+                          <a:xfrm>
+                            <a:off x="0" y="0"/>
+                            <a:ext cx="760000" cy="760000"/>
+                          </a:xfrm>
+                          <a:prstGeom prst="rect">
+                            <a:avLst/>
+                          </a:prstGeom>
+                        </pic:spPr>
+                      </pic:pic>
+                    </a:graphicData>
+                  </a:graphic>
+                </wp:inline>
+              </w:drawing>
+            </w:r>
+          </w:p>
+          <w:p>
+            <w:pPr>
+              <w:jc w:val="center"/>
+              <w:spacing w:after="20"/>
+            </w:pPr>
+            <w:r>
+              <w:rPr>
+                <w:rFonts w:ascii="Times New Roman" w:hAnsi="Times New Roman" w:cs="Times New Roman"/>
+                <w:sz w:val="28"/>
+                <w:szCs w:val="28"/>
+                <w:lang w:val="uz-Cyrl-UZ"/>
+              </w:rPr>
+              <w:t xml:space="preserve">Е-ИМЗО: Тўраев Ботир</w:t>
+            </w:r>
+          </w:p>
+          <w:p>
+            <w:pPr>
+              <w:jc w:val="center"/>
+              <w:spacing w:after="20"/>
+            </w:pPr>
+            <w:r>
+              <w:rPr>
+                <w:rFonts w:ascii="Times New Roman" w:hAnsi="Times New Roman" w:cs="Times New Roman"/>
+                <w:sz w:val="28"/>
+                <w:szCs w:val="28"/>
+                <w:lang w:val="uz-Cyrl-UZ"/>
+              </w:rPr>
+              <w:t xml:space="preserve">2026-йил 30-июн</w:t>
             </w:r>
           </w:p>
         </w:tc>

--- a/public/uploads/contracts/draft-4.docx
+++ b/public/uploads/contracts/draft-4.docx
@@ -51,24 +51,24 @@
           <w:szCs w:val="28"/>
           <w:lang w:val="uz-Cyrl-UZ"/>
         </w:rPr>
-        <w:t xml:space="preserve">2026 йил 30-июн          А-26-I24AW-сон                                        Тошкент шаҳри ш.</w:t>
-      </w:r>
-    </w:p>
-    <w:p/>
-    <w:p>
-      <w:pPr>
-        <w:spacing w:after="0" w:line="240" w:lineRule="auto"/>
-        <w:ind w:firstLine="851"/>
-        <w:jc w:val="both"/>
-      </w:pPr>
-      <w:r>
-        <w:rPr>
-          <w:rFonts w:ascii="Times New Roman" w:hAnsi="Times New Roman" w:cs="Times New Roman"/>
-          <w:sz w:val="28"/>
-          <w:szCs w:val="28"/>
-          <w:lang w:val="uz-Cyrl-UZ"/>
-        </w:rPr>
-        <w:t xml:space="preserve">Кейинги ўринларда “Ижарага берувчи” деб номланадиган Тошкент шаҳар ҳокимияти томонидан ва кейинги ўринларда “Ижарага олувчи” деб номланадиган Тўраев Ботир («FRESH MARKET» МЧЖ) томонидан мазкур шартномани Ўзбекистон Республикаси Ягона интерактив давлат хизматлари портали орқали 2026 йил 30-июн да келиб тушган А-26-I24AW-сон аризага биноан тузди.</w:t>
+        <w:t xml:space="preserve">2026 йил 1-июл          А-26-9TTIS-сон                                        Тошкент шаҳри ш.</w:t>
+      </w:r>
+    </w:p>
+    <w:p/>
+    <w:p>
+      <w:pPr>
+        <w:spacing w:after="0" w:line="240" w:lineRule="auto"/>
+        <w:ind w:firstLine="851"/>
+        <w:jc w:val="both"/>
+      </w:pPr>
+      <w:r>
+        <w:rPr>
+          <w:rFonts w:ascii="Times New Roman" w:hAnsi="Times New Roman" w:cs="Times New Roman"/>
+          <w:sz w:val="28"/>
+          <w:szCs w:val="28"/>
+          <w:lang w:val="uz-Cyrl-UZ"/>
+        </w:rPr>
+        <w:t xml:space="preserve">Кейинги ўринларда “Ижарага берувчи” деб номланадиган Тошкент шаҳар ҳокимияти томонидан ва кейинги ўринларда “Ижарага олувчи” деб номланадиган Тўраев Ботир («FRESH MARKET» МЧЖ) томонидан мазкур шартномани Ўзбекистон Республикаси Ягона интерактив давлат хизматлари портали орқали 2026 йил 1-июл да келиб тушган А-26-9TTIS-сон аризага биноан тузди.</w:t>
       </w:r>
     </w:p>
     <w:p/>
@@ -120,7 +120,7 @@
           <w:szCs w:val="28"/>
           <w:lang w:val="uz-Cyrl-UZ"/>
         </w:rPr>
-        <w:t xml:space="preserve">1.2. Ижарага берувчи ер участкасини 2026 йил 30-июн дан 1 (бир) йил муддатга ижарага беради, Ижарага олувчи эса ўзига тегишли бўлган Тошкент шаҳрининг Мирзо-Улуғбек туманидаги Мирзо-Улуғбек тумани, Зарафшон кўчаси, №119 манзилда жойлашган «FRESH MARKET» МЧЖ объекти (ер участкаси)га туташ ҳудуддаги кейинчалик “Ер участкаси” деб номланувчи 252 кв.м ер майдонни 12 фаолиятини ташкил этиш учун ижарага олади.</w:t>
+        <w:t xml:space="preserve">1.2. Ижарага берувчи ер участкасини 2026 йил 1-июл дан 1 (бир) йил муддатга ижарага беради, Ижарага олувчи эса ўзига тегишли бўлган Тошкент шаҳрининг Мирзо-Улуғбек туманидаги Мирзо-Улуғбек тумани, Амир Темур кўчаси, №24 манзилда жойлашган «FRESH MARKET» МЧЖ объекти (ер участкаси)га туташ ҳудуддаги кейинчалик “Ер участкаси” деб номланувчи 156 кв.м ер майдонни Xizmat ko'rsatish фаолиятини ташкил этиш учун ижарага олади.</w:t>
       </w:r>
     </w:p>
     <w:p/>
@@ -257,24 +257,24 @@
           <w:szCs w:val="28"/>
           <w:lang w:val="uz-Cyrl-UZ"/>
         </w:rPr>
-        <w:t xml:space="preserve">2.5. Ер участкаси тадбиркорлик фаолиятини амалга ошириш учун берилади ва қуйидаги мақсадда фойдаланилади: Умумий овқатланиш.</w:t>
-      </w:r>
-    </w:p>
-    <w:p/>
-    <w:p>
-      <w:pPr>
-        <w:spacing w:after="0" w:line="240" w:lineRule="auto"/>
-        <w:ind w:firstLine="851"/>
-        <w:jc w:val="both"/>
-      </w:pPr>
-      <w:r>
-        <w:rPr>
-          <w:rFonts w:ascii="Times New Roman" w:hAnsi="Times New Roman" w:cs="Times New Roman"/>
-          <w:sz w:val="28"/>
-          <w:szCs w:val="28"/>
-          <w:lang w:val="uz-Cyrl-UZ"/>
-        </w:rPr>
-        <w:t xml:space="preserve">2.6. Объект жойлашган кўча тури: Оддий кўча. Кадастр рақами: 10:11:03:06:02:0103.</w:t>
+        <w:t xml:space="preserve">2.5. Ер участкаси тадбиркорлик фаолиятини амалга ошириш учун берилади ва қуйидаги мақсадда фойдаланилади: Савдо сотиқ.</w:t>
+      </w:r>
+    </w:p>
+    <w:p/>
+    <w:p>
+      <w:pPr>
+        <w:spacing w:after="0" w:line="240" w:lineRule="auto"/>
+        <w:ind w:firstLine="851"/>
+        <w:jc w:val="both"/>
+      </w:pPr>
+      <w:r>
+        <w:rPr>
+          <w:rFonts w:ascii="Times New Roman" w:hAnsi="Times New Roman" w:cs="Times New Roman"/>
+          <w:sz w:val="28"/>
+          <w:szCs w:val="28"/>
+          <w:lang w:val="uz-Cyrl-UZ"/>
+        </w:rPr>
+        <w:t xml:space="preserve">2.6. Объект жойлашган кўча тури: Гастрономик кўча. Кадастр рақами: 10:11:06:07:01:0103.</w:t>
       </w:r>
     </w:p>
     <w:p/>
@@ -343,7 +343,7 @@
           <w:szCs w:val="28"/>
           <w:lang w:val="uz-Cyrl-UZ"/>
         </w:rPr>
-        <w:t xml:space="preserve">3.3. Ер участкаси учун йиллик ижара тўлови 136 080 000 сўмни ташкил этади ва йиллик ижара тўлов суммасининг тенг миқдорга бўлган ҳолда ҳар ойда (ойлик 11 340 000 сўм) амалга оширилади.</w:t>
+        <w:t xml:space="preserve">3.3. Ер участкаси учун йиллик ижара тўлови 84 240 000 сўмни ташкил этади ва йиллик ижара тўлов суммасининг тенг миқдорга бўлган ҳолда ҳар ойда (ойлик 7 020 000 сўм) амалга оширилади.</w:t>
       </w:r>
     </w:p>
     <w:p/>
@@ -1233,7 +1233,7 @@
                 <w:szCs w:val="28"/>
                 <w:lang w:val="uz-Cyrl-UZ"/>
               </w:rPr>
-              <w:t xml:space="preserve">4-сон, 2026-йил 30-июн</w:t>
+              <w:t xml:space="preserve">4-сон, 2026-йил 1-июл</w:t>
             </w:r>
           </w:p>
         </w:tc>
@@ -1304,7 +1304,7 @@
                 <w:szCs w:val="28"/>
                 <w:lang w:val="uz-Cyrl-UZ"/>
               </w:rPr>
-              <w:t xml:space="preserve">Манзил: Мирзо-Улуғбек тумани, Зарафшон кўчаси, №119</w:t>
+              <w:t xml:space="preserve">Манзил: Мирзо-Улуғбек тумани, Амир Темур кўчаси, №24</w:t>
             </w:r>
           </w:p>
           <w:p>
@@ -1355,72 +1355,16 @@
           <w:p>
             <w:pPr>
               <w:jc w:val="center"/>
-              <w:spacing w:after="0"/>
-            </w:pPr>
-            <w:r>
-              <w:drawing>
-                <wp:inline distT="0" distB="0" distL="0" distR="0">
-                  <wp:extent cx="760000" cy="760000"/>
-                  <wp:effectExtent l="0" t="0" r="0" b="0"/>
-                  <wp:docPr id="2" name="QR2"/>
-                  <wp:cNvGraphicFramePr/>
-                  <a:graphic xmlns:a="http://schemas.openxmlformats.org/drawingml/2006/main">
-                    <a:graphicData uri="http://schemas.openxmlformats.org/drawingml/2006/picture">
-                      <pic:pic xmlns:pic="http://schemas.openxmlformats.org/drawingml/2006/picture">
-                        <pic:nvPicPr>
-                          <pic:cNvPr id="2" name="QR2"/>
-                          <pic:cNvPicPr/>
-                        </pic:nvPicPr>
-                        <pic:blipFill>
-                          <a:blip r:embed="rIdImg2"/>
-                          <a:stretch>
-                            <a:fillRect/>
-                          </a:stretch>
-                        </pic:blipFill>
-                        <pic:spPr>
-                          <a:xfrm>
-                            <a:off x="0" y="0"/>
-                            <a:ext cx="760000" cy="760000"/>
-                          </a:xfrm>
-                          <a:prstGeom prst="rect">
-                            <a:avLst/>
-                          </a:prstGeom>
-                        </pic:spPr>
-                      </pic:pic>
-                    </a:graphicData>
-                  </a:graphic>
-                </wp:inline>
-              </w:drawing>
-            </w:r>
-          </w:p>
-          <w:p>
-            <w:pPr>
-              <w:jc w:val="center"/>
-              <w:spacing w:after="20"/>
-            </w:pPr>
-            <w:r>
-              <w:rPr>
-                <w:rFonts w:ascii="Times New Roman" w:hAnsi="Times New Roman" w:cs="Times New Roman"/>
-                <w:sz w:val="28"/>
-                <w:szCs w:val="28"/>
-                <w:lang w:val="uz-Cyrl-UZ"/>
-              </w:rPr>
-              <w:t xml:space="preserve">Е-ИМЗО: Тўраев Ботир</w:t>
-            </w:r>
-          </w:p>
-          <w:p>
-            <w:pPr>
-              <w:jc w:val="center"/>
-              <w:spacing w:after="20"/>
-            </w:pPr>
-            <w:r>
-              <w:rPr>
-                <w:rFonts w:ascii="Times New Roman" w:hAnsi="Times New Roman" w:cs="Times New Roman"/>
-                <w:sz w:val="28"/>
-                <w:szCs w:val="28"/>
-                <w:lang w:val="uz-Cyrl-UZ"/>
-              </w:rPr>
-              <w:t xml:space="preserve">2026-йил 30-июн</w:t>
+              <w:spacing w:after="20"/>
+            </w:pPr>
+            <w:r>
+              <w:rPr>
+                <w:rFonts w:ascii="Times New Roman" w:hAnsi="Times New Roman" w:cs="Times New Roman"/>
+                <w:sz w:val="28"/>
+                <w:szCs w:val="28"/>
+                <w:lang w:val="uz-Cyrl-UZ"/>
+              </w:rPr>
+              <w:t xml:space="preserve">Имзо: ____________</w:t>
             </w:r>
           </w:p>
         </w:tc>

--- a/public/uploads/contracts/draft-4.docx
+++ b/public/uploads/contracts/draft-4.docx
@@ -1153,47 +1153,6 @@
           <w:p>
             <w:pPr>
               <w:jc w:val="center"/>
-              <w:spacing w:after="0"/>
-            </w:pPr>
-            <w:r>
-              <w:drawing>
-                <wp:inline distT="0" distB="0" distL="0" distR="0">
-                  <wp:extent cx="760000" cy="760000"/>
-                  <wp:effectExtent l="0" t="0" r="0" b="0"/>
-                  <wp:docPr id="1" name="QR1"/>
-                  <wp:cNvGraphicFramePr/>
-                  <a:graphic xmlns:a="http://schemas.openxmlformats.org/drawingml/2006/main">
-                    <a:graphicData uri="http://schemas.openxmlformats.org/drawingml/2006/picture">
-                      <pic:pic xmlns:pic="http://schemas.openxmlformats.org/drawingml/2006/picture">
-                        <pic:nvPicPr>
-                          <pic:cNvPr id="1" name="QR1"/>
-                          <pic:cNvPicPr/>
-                        </pic:nvPicPr>
-                        <pic:blipFill>
-                          <a:blip r:embed="rIdImg1"/>
-                          <a:stretch>
-                            <a:fillRect/>
-                          </a:stretch>
-                        </pic:blipFill>
-                        <pic:spPr>
-                          <a:xfrm>
-                            <a:off x="0" y="0"/>
-                            <a:ext cx="760000" cy="760000"/>
-                          </a:xfrm>
-                          <a:prstGeom prst="rect">
-                            <a:avLst/>
-                          </a:prstGeom>
-                        </pic:spPr>
-                      </pic:pic>
-                    </a:graphicData>
-                  </a:graphic>
-                </wp:inline>
-              </w:drawing>
-            </w:r>
-          </w:p>
-          <w:p>
-            <w:pPr>
-              <w:jc w:val="center"/>
               <w:spacing w:after="20"/>
             </w:pPr>
             <w:r>
@@ -1203,37 +1162,7 @@
                 <w:szCs w:val="28"/>
                 <w:lang w:val="uz-Cyrl-UZ"/>
               </w:rPr>
-              <w:t xml:space="preserve">Е-ИМЗО: Ш. Каримов</w:t>
-            </w:r>
-          </w:p>
-          <w:p>
-            <w:pPr>
-              <w:jc w:val="center"/>
-              <w:spacing w:after="20"/>
-            </w:pPr>
-            <w:r>
-              <w:rPr>
-                <w:rFonts w:ascii="Times New Roman" w:hAnsi="Times New Roman" w:cs="Times New Roman"/>
-                <w:sz w:val="28"/>
-                <w:szCs w:val="28"/>
-                <w:lang w:val="uz-Cyrl-UZ"/>
-              </w:rPr>
-              <w:t xml:space="preserve">Бошқарув раиси</w:t>
-            </w:r>
-          </w:p>
-          <w:p>
-            <w:pPr>
-              <w:jc w:val="center"/>
-              <w:spacing w:after="20"/>
-            </w:pPr>
-            <w:r>
-              <w:rPr>
-                <w:rFonts w:ascii="Times New Roman" w:hAnsi="Times New Roman" w:cs="Times New Roman"/>
-                <w:sz w:val="28"/>
-                <w:szCs w:val="28"/>
-                <w:lang w:val="uz-Cyrl-UZ"/>
-              </w:rPr>
-              <w:t xml:space="preserve">4-сон, 2026-йил 1-июл</w:t>
+              <w:t xml:space="preserve">Имзо: ____________  М.Ў.</w:t>
             </w:r>
           </w:p>
         </w:tc>
@@ -1370,6 +1299,661 @@
         </w:tc>
       </w:tr>
     </w:tbl>
+    <w:p>
+      <w:r>
+        <w:br w:type="page"/>
+      </w:r>
+    </w:p>
+    <w:p>
+      <w:pPr>
+        <w:spacing w:before="120" w:after="120" w:line="240" w:lineRule="auto"/>
+        <w:jc w:val="center"/>
+      </w:pPr>
+      <w:r>
+        <w:rPr>
+          <w:rFonts w:ascii="Times New Roman" w:hAnsi="Times New Roman" w:cs="Times New Roman"/>
+          <w:b/>
+          <w:bCs/>
+          <w:sz w:val="28"/>
+          <w:szCs w:val="28"/>
+          <w:lang w:val="uz-Cyrl-UZ"/>
+        </w:rPr>
+        <w:t xml:space="preserve">2026-йил “____” __________даги</w:t>
+      </w:r>
+    </w:p>
+    <w:p>
+      <w:pPr>
+        <w:spacing w:before="120" w:after="120" w:line="240" w:lineRule="auto"/>
+        <w:jc w:val="center"/>
+      </w:pPr>
+      <w:r>
+        <w:rPr>
+          <w:rFonts w:ascii="Times New Roman" w:hAnsi="Times New Roman" w:cs="Times New Roman"/>
+          <w:b/>
+          <w:bCs/>
+          <w:sz w:val="28"/>
+          <w:szCs w:val="28"/>
+          <w:lang w:val="uz-Cyrl-UZ"/>
+        </w:rPr>
+        <w:t xml:space="preserve">ART-2026-A-4-сонли шартномага</w:t>
+      </w:r>
+    </w:p>
+    <w:p>
+      <w:pPr>
+        <w:spacing w:before="120" w:after="120" w:line="240" w:lineRule="auto"/>
+        <w:jc w:val="center"/>
+      </w:pPr>
+      <w:r>
+        <w:rPr>
+          <w:rFonts w:ascii="Times New Roman" w:hAnsi="Times New Roman" w:cs="Times New Roman"/>
+          <w:b/>
+          <w:bCs/>
+          <w:sz w:val="28"/>
+          <w:szCs w:val="28"/>
+          <w:lang w:val="uz-Cyrl-UZ"/>
+        </w:rPr>
+        <w:t xml:space="preserve">ИЛОВА</w:t>
+      </w:r>
+    </w:p>
+    <w:p/>
+    <w:p>
+      <w:pPr>
+        <w:spacing w:before="120" w:after="120" w:line="240" w:lineRule="auto"/>
+        <w:jc w:val="center"/>
+      </w:pPr>
+      <w:r>
+        <w:rPr>
+          <w:rFonts w:ascii="Times New Roman" w:hAnsi="Times New Roman" w:cs="Times New Roman"/>
+          <w:b/>
+          <w:bCs/>
+          <w:sz w:val="28"/>
+          <w:szCs w:val="28"/>
+          <w:lang w:val="uz-Cyrl-UZ"/>
+        </w:rPr>
+        <w:t xml:space="preserve">Йиғимнинг қолган 80% тўлаш</w:t>
+      </w:r>
+    </w:p>
+    <w:p>
+      <w:pPr>
+        <w:spacing w:before="120" w:after="120" w:line="240" w:lineRule="auto"/>
+        <w:jc w:val="center"/>
+      </w:pPr>
+      <w:r>
+        <w:rPr>
+          <w:rFonts w:ascii="Times New Roman" w:hAnsi="Times New Roman" w:cs="Times New Roman"/>
+          <w:b/>
+          <w:bCs/>
+          <w:sz w:val="28"/>
+          <w:szCs w:val="28"/>
+          <w:lang w:val="uz-Cyrl-UZ"/>
+        </w:rPr>
+        <w:t xml:space="preserve">РЕЖА ЖАДВАЛИ</w:t>
+      </w:r>
+    </w:p>
+    <w:tbl>
+      <w:tblPr>
+        <w:tblW w:w="9000" w:type="dxa"/>
+        <w:tblBorders>
+          <w:top w:val="single" w:sz="6"/>
+          <w:left w:val="single" w:sz="6"/>
+          <w:bottom w:val="single" w:sz="6"/>
+          <w:right w:val="single" w:sz="6"/>
+          <w:insideH w:val="single" w:sz="6"/>
+          <w:insideV w:val="single" w:sz="6"/>
+        </w:tblBorders>
+      </w:tblPr>
+      <w:tblGrid>
+        <w:gridCol w:w="850"/>
+        <w:gridCol w:w="2100"/>
+        <w:gridCol w:w="6050"/>
+      </w:tblGrid>
+      <w:tr>
+        <w:tc>
+          <w:tcPr>
+            <w:tcW w:w="850" w:type="dxa"/>
+            <w:vAlign w:val="center"/>
+          </w:tcPr>
+          <w:p>
+            <w:pPr>
+              <w:spacing w:before="120" w:after="120" w:line="240" w:lineRule="auto"/>
+              <w:jc w:val="center"/>
+            </w:pPr>
+            <w:r>
+              <w:rPr>
+                <w:rFonts w:ascii="Times New Roman" w:hAnsi="Times New Roman" w:cs="Times New Roman"/>
+                <w:b/>
+                <w:bCs/>
+                <w:sz w:val="28"/>
+                <w:szCs w:val="28"/>
+                <w:lang w:val="uz-Cyrl-UZ"/>
+              </w:rPr>
+              <w:t xml:space="preserve">1.</w:t>
+            </w:r>
+          </w:p>
+        </w:tc>
+        <w:tc>
+          <w:tcPr>
+            <w:tcW w:w="2100" w:type="dxa"/>
+            <w:vAlign w:val="center"/>
+          </w:tcPr>
+          <w:p>
+            <w:pPr>
+              <w:spacing w:before="120" w:after="120" w:line="240" w:lineRule="auto"/>
+              <w:jc w:val="center"/>
+            </w:pPr>
+            <w:r>
+              <w:rPr>
+                <w:rFonts w:ascii="Times New Roman" w:hAnsi="Times New Roman" w:cs="Times New Roman"/>
+                <w:b/>
+                <w:bCs/>
+                <w:sz w:val="28"/>
+                <w:szCs w:val="28"/>
+                <w:lang w:val="uz-Cyrl-UZ"/>
+              </w:rPr>
+              <w:t xml:space="preserve">20.08.2026</w:t>
+            </w:r>
+          </w:p>
+        </w:tc>
+        <w:tc>
+          <w:tcPr>
+            <w:tcW w:w="6050" w:type="dxa"/>
+            <w:vAlign w:val="center"/>
+          </w:tcPr>
+          <w:p>
+            <w:pPr>
+              <w:spacing w:before="120" w:after="120" w:line="240" w:lineRule="auto"/>
+              <w:jc w:val="center"/>
+            </w:pPr>
+            <w:r>
+              <w:rPr>
+                <w:rFonts w:ascii="Times New Roman" w:hAnsi="Times New Roman" w:cs="Times New Roman"/>
+                <w:b/>
+                <w:bCs/>
+                <w:sz w:val="28"/>
+                <w:szCs w:val="28"/>
+                <w:lang w:val="uz-Cyrl-UZ"/>
+              </w:rPr>
+              <w:t xml:space="preserve">16 848 000.00 сўм</w:t>
+            </w:r>
+          </w:p>
+        </w:tc>
+      </w:tr>
+      <w:tr>
+        <w:tc>
+          <w:tcPr>
+            <w:tcW w:w="850" w:type="dxa"/>
+            <w:vAlign w:val="center"/>
+          </w:tcPr>
+          <w:p>
+            <w:pPr>
+              <w:spacing w:before="120" w:after="120" w:line="240" w:lineRule="auto"/>
+              <w:jc w:val="center"/>
+            </w:pPr>
+            <w:r>
+              <w:rPr>
+                <w:rFonts w:ascii="Times New Roman" w:hAnsi="Times New Roman" w:cs="Times New Roman"/>
+                <w:b/>
+                <w:bCs/>
+                <w:sz w:val="28"/>
+                <w:szCs w:val="28"/>
+                <w:lang w:val="uz-Cyrl-UZ"/>
+              </w:rPr>
+              <w:t xml:space="preserve">2.</w:t>
+            </w:r>
+          </w:p>
+        </w:tc>
+        <w:tc>
+          <w:tcPr>
+            <w:tcW w:w="2100" w:type="dxa"/>
+            <w:vAlign w:val="center"/>
+          </w:tcPr>
+          <w:p>
+            <w:pPr>
+              <w:spacing w:before="120" w:after="120" w:line="240" w:lineRule="auto"/>
+              <w:jc w:val="center"/>
+            </w:pPr>
+            <w:r>
+              <w:rPr>
+                <w:rFonts w:ascii="Times New Roman" w:hAnsi="Times New Roman" w:cs="Times New Roman"/>
+                <w:b/>
+                <w:bCs/>
+                <w:sz w:val="28"/>
+                <w:szCs w:val="28"/>
+                <w:lang w:val="uz-Cyrl-UZ"/>
+              </w:rPr>
+              <w:t xml:space="preserve">20.11.2026</w:t>
+            </w:r>
+          </w:p>
+        </w:tc>
+        <w:tc>
+          <w:tcPr>
+            <w:tcW w:w="6050" w:type="dxa"/>
+            <w:vAlign w:val="center"/>
+          </w:tcPr>
+          <w:p>
+            <w:pPr>
+              <w:spacing w:before="120" w:after="120" w:line="240" w:lineRule="auto"/>
+              <w:jc w:val="center"/>
+            </w:pPr>
+            <w:r>
+              <w:rPr>
+                <w:rFonts w:ascii="Times New Roman" w:hAnsi="Times New Roman" w:cs="Times New Roman"/>
+                <w:b/>
+                <w:bCs/>
+                <w:sz w:val="28"/>
+                <w:szCs w:val="28"/>
+                <w:lang w:val="uz-Cyrl-UZ"/>
+              </w:rPr>
+              <w:t xml:space="preserve">16 848 000.00 сўм</w:t>
+            </w:r>
+          </w:p>
+        </w:tc>
+      </w:tr>
+      <w:tr>
+        <w:tc>
+          <w:tcPr>
+            <w:tcW w:w="850" w:type="dxa"/>
+            <w:vAlign w:val="center"/>
+          </w:tcPr>
+          <w:p>
+            <w:pPr>
+              <w:spacing w:before="120" w:after="120" w:line="240" w:lineRule="auto"/>
+              <w:jc w:val="center"/>
+            </w:pPr>
+            <w:r>
+              <w:rPr>
+                <w:rFonts w:ascii="Times New Roman" w:hAnsi="Times New Roman" w:cs="Times New Roman"/>
+                <w:b/>
+                <w:bCs/>
+                <w:sz w:val="28"/>
+                <w:szCs w:val="28"/>
+                <w:lang w:val="uz-Cyrl-UZ"/>
+              </w:rPr>
+              <w:t xml:space="preserve">3.</w:t>
+            </w:r>
+          </w:p>
+        </w:tc>
+        <w:tc>
+          <w:tcPr>
+            <w:tcW w:w="2100" w:type="dxa"/>
+            <w:vAlign w:val="center"/>
+          </w:tcPr>
+          <w:p>
+            <w:pPr>
+              <w:spacing w:before="120" w:after="120" w:line="240" w:lineRule="auto"/>
+              <w:jc w:val="center"/>
+            </w:pPr>
+            <w:r>
+              <w:rPr>
+                <w:rFonts w:ascii="Times New Roman" w:hAnsi="Times New Roman" w:cs="Times New Roman"/>
+                <w:b/>
+                <w:bCs/>
+                <w:sz w:val="28"/>
+                <w:szCs w:val="28"/>
+                <w:lang w:val="uz-Cyrl-UZ"/>
+              </w:rPr>
+              <w:t xml:space="preserve">20.02.2027</w:t>
+            </w:r>
+          </w:p>
+        </w:tc>
+        <w:tc>
+          <w:tcPr>
+            <w:tcW w:w="6050" w:type="dxa"/>
+            <w:vAlign w:val="center"/>
+          </w:tcPr>
+          <w:p>
+            <w:pPr>
+              <w:spacing w:before="120" w:after="120" w:line="240" w:lineRule="auto"/>
+              <w:jc w:val="center"/>
+            </w:pPr>
+            <w:r>
+              <w:rPr>
+                <w:rFonts w:ascii="Times New Roman" w:hAnsi="Times New Roman" w:cs="Times New Roman"/>
+                <w:b/>
+                <w:bCs/>
+                <w:sz w:val="28"/>
+                <w:szCs w:val="28"/>
+                <w:lang w:val="uz-Cyrl-UZ"/>
+              </w:rPr>
+              <w:t xml:space="preserve">16 848 000.00 сўм</w:t>
+            </w:r>
+          </w:p>
+        </w:tc>
+      </w:tr>
+      <w:tr>
+        <w:tc>
+          <w:tcPr>
+            <w:tcW w:w="850" w:type="dxa"/>
+            <w:vAlign w:val="center"/>
+          </w:tcPr>
+          <w:p>
+            <w:pPr>
+              <w:spacing w:before="120" w:after="120" w:line="240" w:lineRule="auto"/>
+              <w:jc w:val="center"/>
+            </w:pPr>
+            <w:r>
+              <w:rPr>
+                <w:rFonts w:ascii="Times New Roman" w:hAnsi="Times New Roman" w:cs="Times New Roman"/>
+                <w:b/>
+                <w:bCs/>
+                <w:sz w:val="28"/>
+                <w:szCs w:val="28"/>
+                <w:lang w:val="uz-Cyrl-UZ"/>
+              </w:rPr>
+              <w:t xml:space="preserve">4.</w:t>
+            </w:r>
+          </w:p>
+        </w:tc>
+        <w:tc>
+          <w:tcPr>
+            <w:tcW w:w="2100" w:type="dxa"/>
+            <w:vAlign w:val="center"/>
+          </w:tcPr>
+          <w:p>
+            <w:pPr>
+              <w:spacing w:before="120" w:after="120" w:line="240" w:lineRule="auto"/>
+              <w:jc w:val="center"/>
+            </w:pPr>
+            <w:r>
+              <w:rPr>
+                <w:rFonts w:ascii="Times New Roman" w:hAnsi="Times New Roman" w:cs="Times New Roman"/>
+                <w:b/>
+                <w:bCs/>
+                <w:sz w:val="28"/>
+                <w:szCs w:val="28"/>
+                <w:lang w:val="uz-Cyrl-UZ"/>
+              </w:rPr>
+              <w:t xml:space="preserve">20.05.2027</w:t>
+            </w:r>
+          </w:p>
+        </w:tc>
+        <w:tc>
+          <w:tcPr>
+            <w:tcW w:w="6050" w:type="dxa"/>
+            <w:vAlign w:val="center"/>
+          </w:tcPr>
+          <w:p>
+            <w:pPr>
+              <w:spacing w:before="120" w:after="120" w:line="240" w:lineRule="auto"/>
+              <w:jc w:val="center"/>
+            </w:pPr>
+            <w:r>
+              <w:rPr>
+                <w:rFonts w:ascii="Times New Roman" w:hAnsi="Times New Roman" w:cs="Times New Roman"/>
+                <w:b/>
+                <w:bCs/>
+                <w:sz w:val="28"/>
+                <w:szCs w:val="28"/>
+                <w:lang w:val="uz-Cyrl-UZ"/>
+              </w:rPr>
+              <w:t xml:space="preserve">16 848 000.00 сўм</w:t>
+            </w:r>
+          </w:p>
+        </w:tc>
+      </w:tr>
+      <w:tr>
+        <w:tc>
+          <w:tcPr>
+            <w:tcW w:w="850" w:type="dxa"/>
+            <w:vAlign w:val="center"/>
+          </w:tcPr>
+          <w:p>
+            <w:pPr>
+              <w:spacing w:before="120" w:after="120" w:line="240" w:lineRule="auto"/>
+              <w:jc w:val="center"/>
+            </w:pPr>
+            <w:r>
+              <w:rPr>
+                <w:rFonts w:ascii="Times New Roman" w:hAnsi="Times New Roman" w:cs="Times New Roman"/>
+                <w:sz w:val="28"/>
+                <w:szCs w:val="28"/>
+                <w:lang w:val="uz-Cyrl-UZ"/>
+              </w:rPr>
+              <w:t xml:space="preserve"/>
+            </w:r>
+          </w:p>
+        </w:tc>
+        <w:tc>
+          <w:tcPr>
+            <w:tcW w:w="2100" w:type="dxa"/>
+            <w:vAlign w:val="center"/>
+          </w:tcPr>
+          <w:p>
+            <w:pPr>
+              <w:spacing w:before="120" w:after="120" w:line="240" w:lineRule="auto"/>
+              <w:jc w:val="center"/>
+            </w:pPr>
+            <w:r>
+              <w:rPr>
+                <w:rFonts w:ascii="Times New Roman" w:hAnsi="Times New Roman" w:cs="Times New Roman"/>
+                <w:b/>
+                <w:bCs/>
+                <w:sz w:val="28"/>
+                <w:szCs w:val="28"/>
+                <w:lang w:val="uz-Cyrl-UZ"/>
+              </w:rPr>
+              <w:t xml:space="preserve">Жами:</w:t>
+            </w:r>
+          </w:p>
+        </w:tc>
+        <w:tc>
+          <w:tcPr>
+            <w:tcW w:w="6050" w:type="dxa"/>
+            <w:vAlign w:val="center"/>
+          </w:tcPr>
+          <w:p>
+            <w:pPr>
+              <w:spacing w:before="120" w:after="120" w:line="240" w:lineRule="auto"/>
+              <w:jc w:val="center"/>
+            </w:pPr>
+            <w:r>
+              <w:rPr>
+                <w:rFonts w:ascii="Times New Roman" w:hAnsi="Times New Roman" w:cs="Times New Roman"/>
+                <w:b/>
+                <w:bCs/>
+                <w:sz w:val="28"/>
+                <w:szCs w:val="28"/>
+                <w:lang w:val="uz-Cyrl-UZ"/>
+              </w:rPr>
+              <w:t xml:space="preserve">67 392 000.00 сўм</w:t>
+            </w:r>
+          </w:p>
+        </w:tc>
+      </w:tr>
+    </w:tbl>
+    <w:p/>
+    <w:p/>
+    <w:tbl>
+      <w:tblPr>
+        <w:tblW w:w="9000" w:type="dxa"/>
+        <w:tblBorders>
+          <w:top w:val="single" w:sz="6"/>
+          <w:left w:val="single" w:sz="6"/>
+          <w:bottom w:val="single" w:sz="6"/>
+          <w:right w:val="single" w:sz="6"/>
+          <w:insideH w:val="single" w:sz="6"/>
+          <w:insideV w:val="single" w:sz="6"/>
+        </w:tblBorders>
+      </w:tblPr>
+      <w:tr>
+        <w:tc>
+          <w:tcPr>
+            <w:tcW w:w="4500" w:type="dxa"/>
+            <w:tcMar>
+              <w:top w:w="120" w:type="dxa"/>
+              <w:bottom w:w="120" w:type="dxa"/>
+            </w:tcMar>
+          </w:tcPr>
+          <w:p>
+            <w:pPr>
+              <w:spacing w:before="120" w:after="120" w:line="240" w:lineRule="auto"/>
+              <w:jc w:val="center"/>
+            </w:pPr>
+            <w:r>
+              <w:rPr>
+                <w:rFonts w:ascii="Times New Roman" w:hAnsi="Times New Roman" w:cs="Times New Roman"/>
+                <w:b/>
+                <w:bCs/>
+                <w:sz w:val="28"/>
+                <w:szCs w:val="28"/>
+                <w:lang w:val="uz-Cyrl-UZ"/>
+              </w:rPr>
+              <w:t xml:space="preserve">КОМПАНИЯ</w:t>
+            </w:r>
+          </w:p>
+          <w:p>
+            <w:pPr>
+              <w:spacing w:before="120" w:after="120" w:line="240" w:lineRule="auto"/>
+              <w:jc w:val="center"/>
+            </w:pPr>
+            <w:r>
+              <w:rPr>
+                <w:rFonts w:ascii="Times New Roman" w:hAnsi="Times New Roman" w:cs="Times New Roman"/>
+                <w:sz w:val="28"/>
+                <w:szCs w:val="28"/>
+                <w:lang w:val="uz-Cyrl-UZ"/>
+              </w:rPr>
+              <w:t xml:space="preserve"> </w:t>
+            </w:r>
+          </w:p>
+          <w:p>
+            <w:pPr>
+              <w:spacing w:before="120" w:after="120" w:line="240" w:lineRule="auto"/>
+              <w:jc w:val="center"/>
+            </w:pPr>
+            <w:r>
+              <w:rPr>
+                <w:rFonts w:ascii="Times New Roman" w:hAnsi="Times New Roman" w:cs="Times New Roman"/>
+                <w:sz w:val="28"/>
+                <w:szCs w:val="28"/>
+                <w:lang w:val="uz-Cyrl-UZ"/>
+              </w:rPr>
+              <w:t xml:space="preserve"> </w:t>
+            </w:r>
+          </w:p>
+          <w:p>
+            <w:pPr>
+              <w:spacing w:before="120" w:after="120" w:line="240" w:lineRule="auto"/>
+              <w:jc w:val="center"/>
+            </w:pPr>
+            <w:r>
+              <w:rPr>
+                <w:rFonts w:ascii="Times New Roman" w:hAnsi="Times New Roman" w:cs="Times New Roman"/>
+                <w:sz w:val="28"/>
+                <w:szCs w:val="28"/>
+                <w:lang w:val="uz-Cyrl-UZ"/>
+              </w:rPr>
+              <w:t xml:space="preserve">____________________________</w:t>
+            </w:r>
+          </w:p>
+          <w:p>
+            <w:pPr>
+              <w:spacing w:before="120" w:after="120" w:line="240" w:lineRule="auto"/>
+              <w:jc w:val="center"/>
+            </w:pPr>
+            <w:r>
+              <w:rPr>
+                <w:rFonts w:ascii="Times New Roman" w:hAnsi="Times New Roman" w:cs="Times New Roman"/>
+                <w:b/>
+                <w:bCs/>
+                <w:sz w:val="28"/>
+                <w:szCs w:val="28"/>
+                <w:lang w:val="uz-Cyrl-UZ"/>
+              </w:rPr>
+              <w:t xml:space="preserve">Ш. Каримов</w:t>
+            </w:r>
+          </w:p>
+        </w:tc>
+        <w:tc>
+          <w:tcPr>
+            <w:tcW w:w="4500" w:type="dxa"/>
+            <w:tcMar>
+              <w:top w:w="120" w:type="dxa"/>
+              <w:bottom w:w="120" w:type="dxa"/>
+            </w:tcMar>
+          </w:tcPr>
+          <w:p>
+            <w:pPr>
+              <w:spacing w:before="120" w:after="120" w:line="240" w:lineRule="auto"/>
+              <w:jc w:val="center"/>
+            </w:pPr>
+            <w:r>
+              <w:rPr>
+                <w:rFonts w:ascii="Times New Roman" w:hAnsi="Times New Roman" w:cs="Times New Roman"/>
+                <w:b/>
+                <w:bCs/>
+                <w:sz w:val="28"/>
+                <w:szCs w:val="28"/>
+                <w:lang w:val="uz-Cyrl-UZ"/>
+              </w:rPr>
+              <w:t xml:space="preserve">ИНВЕСТОР</w:t>
+            </w:r>
+          </w:p>
+          <w:p>
+            <w:pPr>
+              <w:spacing w:before="120" w:after="120" w:line="240" w:lineRule="auto"/>
+              <w:jc w:val="center"/>
+            </w:pPr>
+            <w:r>
+              <w:rPr>
+                <w:rFonts w:ascii="Times New Roman" w:hAnsi="Times New Roman" w:cs="Times New Roman"/>
+                <w:sz w:val="28"/>
+                <w:szCs w:val="28"/>
+                <w:lang w:val="uz-Cyrl-UZ"/>
+              </w:rPr>
+              <w:t xml:space="preserve"> </w:t>
+            </w:r>
+          </w:p>
+          <w:p>
+            <w:pPr>
+              <w:spacing w:before="120" w:after="120" w:line="240" w:lineRule="auto"/>
+              <w:jc w:val="center"/>
+            </w:pPr>
+            <w:r>
+              <w:rPr>
+                <w:rFonts w:ascii="Times New Roman" w:hAnsi="Times New Roman" w:cs="Times New Roman"/>
+                <w:sz w:val="28"/>
+                <w:szCs w:val="28"/>
+                <w:lang w:val="uz-Cyrl-UZ"/>
+              </w:rPr>
+              <w:t xml:space="preserve"> </w:t>
+            </w:r>
+          </w:p>
+          <w:p>
+            <w:pPr>
+              <w:spacing w:before="120" w:after="120" w:line="240" w:lineRule="auto"/>
+              <w:jc w:val="center"/>
+            </w:pPr>
+            <w:r>
+              <w:rPr>
+                <w:rFonts w:ascii="Times New Roman" w:hAnsi="Times New Roman" w:cs="Times New Roman"/>
+                <w:sz w:val="28"/>
+                <w:szCs w:val="28"/>
+                <w:lang w:val="uz-Cyrl-UZ"/>
+              </w:rPr>
+              <w:t xml:space="preserve">____________________________</w:t>
+            </w:r>
+          </w:p>
+          <w:p>
+            <w:pPr>
+              <w:spacing w:before="120" w:after="120" w:line="240" w:lineRule="auto"/>
+              <w:jc w:val="center"/>
+            </w:pPr>
+            <w:r>
+              <w:rPr>
+                <w:rFonts w:ascii="Times New Roman" w:hAnsi="Times New Roman" w:cs="Times New Roman"/>
+                <w:b/>
+                <w:bCs/>
+                <w:sz w:val="28"/>
+                <w:szCs w:val="28"/>
+                <w:lang w:val="uz-Cyrl-UZ"/>
+              </w:rPr>
+              <w:t xml:space="preserve">Тўраев Ботир</w:t>
+            </w:r>
+          </w:p>
+        </w:tc>
+      </w:tr>
+    </w:tbl>
     <w:p/>
     <w:p/>
     <w:sectPr>

--- a/public/uploads/contracts/draft-4.docx
+++ b/public/uploads/contracts/draft-4.docx
@@ -51,24 +51,24 @@
           <w:szCs w:val="28"/>
           <w:lang w:val="uz-Cyrl-UZ"/>
         </w:rPr>
-        <w:t xml:space="preserve">2026 йил 1-июл          А-26-9TTIS-сон                                        Тошкент шаҳри ш.</w:t>
-      </w:r>
-    </w:p>
-    <w:p/>
-    <w:p>
-      <w:pPr>
-        <w:spacing w:after="0" w:line="240" w:lineRule="auto"/>
-        <w:ind w:firstLine="851"/>
-        <w:jc w:val="both"/>
-      </w:pPr>
-      <w:r>
-        <w:rPr>
-          <w:rFonts w:ascii="Times New Roman" w:hAnsi="Times New Roman" w:cs="Times New Roman"/>
-          <w:sz w:val="28"/>
-          <w:szCs w:val="28"/>
-          <w:lang w:val="uz-Cyrl-UZ"/>
-        </w:rPr>
-        <w:t xml:space="preserve">Кейинги ўринларда “Ижарага берувчи” деб номланадиган Тошкент шаҳар ҳокимияти томонидан ва кейинги ўринларда “Ижарага олувчи” деб номланадиган Тўраев Ботир («FRESH MARKET» МЧЖ) томонидан мазкур шартномани Ўзбекистон Республикаси Ягона интерактив давлат хизматлари портали орқали 2026 йил 1-июл да келиб тушган А-26-9TTIS-сон аризага биноан тузди.</w:t>
+        <w:t xml:space="preserve">2026 йил 1-июл          А-26-UNC15-сон                                        Тошкент шаҳри ш.</w:t>
+      </w:r>
+    </w:p>
+    <w:p/>
+    <w:p>
+      <w:pPr>
+        <w:spacing w:after="0" w:line="240" w:lineRule="auto"/>
+        <w:ind w:firstLine="851"/>
+        <w:jc w:val="both"/>
+      </w:pPr>
+      <w:r>
+        <w:rPr>
+          <w:rFonts w:ascii="Times New Roman" w:hAnsi="Times New Roman" w:cs="Times New Roman"/>
+          <w:sz w:val="28"/>
+          <w:szCs w:val="28"/>
+          <w:lang w:val="uz-Cyrl-UZ"/>
+        </w:rPr>
+        <w:t xml:space="preserve">Кейинги ўринларда “Ижарага берувчи” деб номланадиган Тошкент шаҳар ҳокимияти томонидан ва кейинги ўринларда “Ижарага олувчи” деб номланадиган Тўраев Ботир («FRESH MARKET» МЧЖ) томонидан мазкур шартномани Ўзбекистон Республикаси Ягона интерактив давлат хизматлари портали орқали 2026 йил 1-июл да келиб тушган А-26-UNC15-сон аризага биноан тузди.</w:t>
       </w:r>
     </w:p>
     <w:p/>
@@ -120,7 +120,7 @@
           <w:szCs w:val="28"/>
           <w:lang w:val="uz-Cyrl-UZ"/>
         </w:rPr>
-        <w:t xml:space="preserve">1.2. Ижарага берувчи ер участкасини 2026 йил 1-июл дан 1 (бир) йил муддатга ижарага беради, Ижарага олувчи эса ўзига тегишли бўлган Тошкент шаҳрининг Мирзо-Улуғбек туманидаги Мирзо-Улуғбек тумани, Амир Темур кўчаси, №24 манзилда жойлашган «FRESH MARKET» МЧЖ объекти (ер участкаси)га туташ ҳудуддаги кейинчалик “Ер участкаси” деб номланувчи 156 кв.м ер майдонни Xizmat ko'rsatish фаолиятини ташкил этиш учун ижарага олади.</w:t>
+        <w:t xml:space="preserve">1.2. Ижарага берувчи ер участкасини 2026 йил 1-июл дан 1 (бир) йил муддатга ижарага беради, Ижарага олувчи эса ўзига тегишли бўлган Тошкент шаҳрининг Мирзо-Улуғбек туманидаги Мирзо-Улуғбек тумани, Катта ҳалқа йўли кўчаси, №12 манзилда жойлашган «FRESH MARKET» МЧЖ объекти (ер участкаси)га туташ ҳудуддаги кейинчалик “Ер участкаси” деб номланувчи 529 кв.м ер майдонни Умумий овқатланиш фаолиятини ташкил этиш учун ижарага олади.</w:t>
       </w:r>
     </w:p>
     <w:p/>
@@ -257,24 +257,24 @@
           <w:szCs w:val="28"/>
           <w:lang w:val="uz-Cyrl-UZ"/>
         </w:rPr>
-        <w:t xml:space="preserve">2.5. Ер участкаси тадбиркорлик фаолиятини амалга ошириш учун берилади ва қуйидаги мақсадда фойдаланилади: Савдо сотиқ.</w:t>
-      </w:r>
-    </w:p>
-    <w:p/>
-    <w:p>
-      <w:pPr>
-        <w:spacing w:after="0" w:line="240" w:lineRule="auto"/>
-        <w:ind w:firstLine="851"/>
-        <w:jc w:val="both"/>
-      </w:pPr>
-      <w:r>
-        <w:rPr>
-          <w:rFonts w:ascii="Times New Roman" w:hAnsi="Times New Roman" w:cs="Times New Roman"/>
-          <w:sz w:val="28"/>
-          <w:szCs w:val="28"/>
-          <w:lang w:val="uz-Cyrl-UZ"/>
-        </w:rPr>
-        <w:t xml:space="preserve">2.6. Объект жойлашган кўча тури: Гастрономик кўча. Кадастр рақами: 10:11:06:07:01:0103.</w:t>
+        <w:t xml:space="preserve">2.5. Ер участкаси тадбиркорлик фаолиятини амалга ошириш учун берилади ва қуйидаги мақсадда фойдаланилади: Умумий овқатланиш.</w:t>
+      </w:r>
+    </w:p>
+    <w:p/>
+    <w:p>
+      <w:pPr>
+        <w:spacing w:after="0" w:line="240" w:lineRule="auto"/>
+        <w:ind w:firstLine="851"/>
+        <w:jc w:val="both"/>
+      </w:pPr>
+      <w:r>
+        <w:rPr>
+          <w:rFonts w:ascii="Times New Roman" w:hAnsi="Times New Roman" w:cs="Times New Roman"/>
+          <w:sz w:val="28"/>
+          <w:szCs w:val="28"/>
+          <w:lang w:val="uz-Cyrl-UZ"/>
+        </w:rPr>
+        <w:t xml:space="preserve">2.6. Объект жойлашган кўча тури: Марказий. Кадастр рақами: 10:11:08:08:03:0103.</w:t>
       </w:r>
     </w:p>
     <w:p/>
@@ -343,7 +343,7 @@
           <w:szCs w:val="28"/>
           <w:lang w:val="uz-Cyrl-UZ"/>
         </w:rPr>
-        <w:t xml:space="preserve">3.3. Ер участкаси учун йиллик ижара тўлови 84 240 000 сўмни ташкил этади ва йиллик ижара тўлов суммасининг тенг миқдорга бўлган ҳолда ҳар ойда (ойлик 7 020 000 сўм) амалга оширилади.</w:t>
+        <w:t xml:space="preserve">3.3. Ер участкаси учун йиллик ижара тўлови 285 660 000 сўмни ташкил этади ва йиллик ижара тўлов суммасининг тенг миқдорга бўлган ҳолда ҳар ойда (ойлик 23 805 000 сўм) амалга оширилади.</w:t>
       </w:r>
     </w:p>
     <w:p/>
@@ -1162,7 +1162,93 @@
                 <w:szCs w:val="28"/>
                 <w:lang w:val="uz-Cyrl-UZ"/>
               </w:rPr>
-              <w:t xml:space="preserve">Имзо: ____________  М.Ў.</w:t>
+              <w:t xml:space="preserve">Имзо:</w:t>
+            </w:r>
+          </w:p>
+          <w:p>
+            <w:pPr>
+              <w:jc w:val="center"/>
+              <w:spacing w:after="0"/>
+            </w:pPr>
+            <w:r>
+              <w:drawing>
+                <wp:inline distT="0" distB="0" distL="0" distR="0">
+                  <wp:extent cx="760000" cy="760000"/>
+                  <wp:effectExtent l="0" t="0" r="0" b="0"/>
+                  <wp:docPr id="1" name="QR1"/>
+                  <wp:cNvGraphicFramePr/>
+                  <a:graphic xmlns:a="http://schemas.openxmlformats.org/drawingml/2006/main">
+                    <a:graphicData uri="http://schemas.openxmlformats.org/drawingml/2006/picture">
+                      <pic:pic xmlns:pic="http://schemas.openxmlformats.org/drawingml/2006/picture">
+                        <pic:nvPicPr>
+                          <pic:cNvPr id="1" name="QR1"/>
+                          <pic:cNvPicPr/>
+                        </pic:nvPicPr>
+                        <pic:blipFill>
+                          <a:blip r:embed="rIdImg1"/>
+                          <a:stretch>
+                            <a:fillRect/>
+                          </a:stretch>
+                        </pic:blipFill>
+                        <pic:spPr>
+                          <a:xfrm>
+                            <a:off x="0" y="0"/>
+                            <a:ext cx="760000" cy="760000"/>
+                          </a:xfrm>
+                          <a:prstGeom prst="rect">
+                            <a:avLst/>
+                          </a:prstGeom>
+                        </pic:spPr>
+                      </pic:pic>
+                    </a:graphicData>
+                  </a:graphic>
+                </wp:inline>
+              </w:drawing>
+            </w:r>
+          </w:p>
+          <w:p>
+            <w:pPr>
+              <w:jc w:val="center"/>
+              <w:spacing w:after="20"/>
+            </w:pPr>
+            <w:r>
+              <w:rPr>
+                <w:rFonts w:ascii="Times New Roman" w:hAnsi="Times New Roman" w:cs="Times New Roman"/>
+                <w:sz w:val="28"/>
+                <w:szCs w:val="28"/>
+                <w:lang w:val="uz-Cyrl-UZ"/>
+              </w:rPr>
+              <w:t xml:space="preserve">Е-ИМЗО: Ш. Каримов</w:t>
+            </w:r>
+          </w:p>
+          <w:p>
+            <w:pPr>
+              <w:jc w:val="center"/>
+              <w:spacing w:after="20"/>
+            </w:pPr>
+            <w:r>
+              <w:rPr>
+                <w:rFonts w:ascii="Times New Roman" w:hAnsi="Times New Roman" w:cs="Times New Roman"/>
+                <w:sz w:val="28"/>
+                <w:szCs w:val="28"/>
+                <w:lang w:val="uz-Cyrl-UZ"/>
+              </w:rPr>
+              <w:t xml:space="preserve">Бошқарув раиси</w:t>
+            </w:r>
+          </w:p>
+          <w:p>
+            <w:pPr>
+              <w:jc w:val="center"/>
+              <w:spacing w:after="20"/>
+            </w:pPr>
+            <w:r>
+              <w:rPr>
+                <w:rFonts w:ascii="Times New Roman" w:hAnsi="Times New Roman" w:cs="Times New Roman"/>
+                <w:sz w:val="28"/>
+                <w:szCs w:val="28"/>
+                <w:lang w:val="uz-Cyrl-UZ"/>
+              </w:rPr>
+              <w:t xml:space="preserve">4-сон, 2026-йил 1-июл</w:t>
             </w:r>
           </w:p>
         </w:tc>
@@ -1233,7 +1319,7 @@
                 <w:szCs w:val="28"/>
                 <w:lang w:val="uz-Cyrl-UZ"/>
               </w:rPr>
-              <w:t xml:space="preserve">Манзил: Мирзо-Улуғбек тумани, Амир Темур кўчаси, №24</w:t>
+              <w:t xml:space="preserve">Манзил: Мирзо-Улуғбек тумани, Катта ҳалқа йўли кўчаси, №12</w:t>
             </w:r>
           </w:p>
           <w:p>
@@ -1335,7 +1421,7 @@
           <w:szCs w:val="28"/>
           <w:lang w:val="uz-Cyrl-UZ"/>
         </w:rPr>
-        <w:t xml:space="preserve">ART-2026-A-4-сонли шартномага</w:t>
+        <w:t xml:space="preserve">А-26-UNC15-сонли шартномага</w:t>
       </w:r>
     </w:p>
     <w:p>
@@ -1370,7 +1456,7 @@
           <w:szCs w:val="28"/>
           <w:lang w:val="uz-Cyrl-UZ"/>
         </w:rPr>
-        <w:t xml:space="preserve">Йиғимнинг қолган 80% тўлаш</w:t>
+        <w:t xml:space="preserve">Шартноманинг бир йиллик тўлов</w:t>
       </w:r>
     </w:p>
     <w:p>
@@ -1473,7 +1559,7 @@
                 <w:szCs w:val="28"/>
                 <w:lang w:val="uz-Cyrl-UZ"/>
               </w:rPr>
-              <w:t xml:space="preserve">16 848 000.00 сўм</w:t>
+              <w:t xml:space="preserve">23 805 000.00 сўм</w:t>
             </w:r>
           </w:p>
         </w:tc>
@@ -1521,7 +1607,7 @@
                 <w:szCs w:val="28"/>
                 <w:lang w:val="uz-Cyrl-UZ"/>
               </w:rPr>
-              <w:t xml:space="preserve">20.11.2026</w:t>
+              <w:t xml:space="preserve">20.09.2026</w:t>
             </w:r>
           </w:p>
         </w:tc>
@@ -1544,7 +1630,7 @@
                 <w:szCs w:val="28"/>
                 <w:lang w:val="uz-Cyrl-UZ"/>
               </w:rPr>
-              <w:t xml:space="preserve">16 848 000.00 сўм</w:t>
+              <w:t xml:space="preserve">23 805 000.00 сўм</w:t>
             </w:r>
           </w:p>
         </w:tc>
@@ -1592,7 +1678,7 @@
                 <w:szCs w:val="28"/>
                 <w:lang w:val="uz-Cyrl-UZ"/>
               </w:rPr>
-              <w:t xml:space="preserve">20.02.2027</w:t>
+              <w:t xml:space="preserve">20.10.2026</w:t>
             </w:r>
           </w:p>
         </w:tc>
@@ -1615,7 +1701,7 @@
                 <w:szCs w:val="28"/>
                 <w:lang w:val="uz-Cyrl-UZ"/>
               </w:rPr>
-              <w:t xml:space="preserve">16 848 000.00 сўм</w:t>
+              <w:t xml:space="preserve">23 805 000.00 сўм</w:t>
             </w:r>
           </w:p>
         </w:tc>
@@ -1663,7 +1749,7 @@
                 <w:szCs w:val="28"/>
                 <w:lang w:val="uz-Cyrl-UZ"/>
               </w:rPr>
-              <w:t xml:space="preserve">20.05.2027</w:t>
+              <w:t xml:space="preserve">20.11.2026</w:t>
             </w:r>
           </w:p>
         </w:tc>
@@ -1686,7 +1772,7 @@
                 <w:szCs w:val="28"/>
                 <w:lang w:val="uz-Cyrl-UZ"/>
               </w:rPr>
-              <w:t xml:space="preserve">16 848 000.00 сўм</w:t>
+              <w:t xml:space="preserve">23 805 000.00 сўм</w:t>
             </w:r>
           </w:p>
         </w:tc>
@@ -1705,6 +1791,574 @@
             <w:r>
               <w:rPr>
                 <w:rFonts w:ascii="Times New Roman" w:hAnsi="Times New Roman" w:cs="Times New Roman"/>
+                <w:b/>
+                <w:bCs/>
+                <w:sz w:val="28"/>
+                <w:szCs w:val="28"/>
+                <w:lang w:val="uz-Cyrl-UZ"/>
+              </w:rPr>
+              <w:t xml:space="preserve">5.</w:t>
+            </w:r>
+          </w:p>
+        </w:tc>
+        <w:tc>
+          <w:tcPr>
+            <w:tcW w:w="2100" w:type="dxa"/>
+            <w:vAlign w:val="center"/>
+          </w:tcPr>
+          <w:p>
+            <w:pPr>
+              <w:spacing w:before="120" w:after="120" w:line="240" w:lineRule="auto"/>
+              <w:jc w:val="center"/>
+            </w:pPr>
+            <w:r>
+              <w:rPr>
+                <w:rFonts w:ascii="Times New Roman" w:hAnsi="Times New Roman" w:cs="Times New Roman"/>
+                <w:b/>
+                <w:bCs/>
+                <w:sz w:val="28"/>
+                <w:szCs w:val="28"/>
+                <w:lang w:val="uz-Cyrl-UZ"/>
+              </w:rPr>
+              <w:t xml:space="preserve">20.12.2026</w:t>
+            </w:r>
+          </w:p>
+        </w:tc>
+        <w:tc>
+          <w:tcPr>
+            <w:tcW w:w="6050" w:type="dxa"/>
+            <w:vAlign w:val="center"/>
+          </w:tcPr>
+          <w:p>
+            <w:pPr>
+              <w:spacing w:before="120" w:after="120" w:line="240" w:lineRule="auto"/>
+              <w:jc w:val="center"/>
+            </w:pPr>
+            <w:r>
+              <w:rPr>
+                <w:rFonts w:ascii="Times New Roman" w:hAnsi="Times New Roman" w:cs="Times New Roman"/>
+                <w:b/>
+                <w:bCs/>
+                <w:sz w:val="28"/>
+                <w:szCs w:val="28"/>
+                <w:lang w:val="uz-Cyrl-UZ"/>
+              </w:rPr>
+              <w:t xml:space="preserve">23 805 000.00 сўм</w:t>
+            </w:r>
+          </w:p>
+        </w:tc>
+      </w:tr>
+      <w:tr>
+        <w:tc>
+          <w:tcPr>
+            <w:tcW w:w="850" w:type="dxa"/>
+            <w:vAlign w:val="center"/>
+          </w:tcPr>
+          <w:p>
+            <w:pPr>
+              <w:spacing w:before="120" w:after="120" w:line="240" w:lineRule="auto"/>
+              <w:jc w:val="center"/>
+            </w:pPr>
+            <w:r>
+              <w:rPr>
+                <w:rFonts w:ascii="Times New Roman" w:hAnsi="Times New Roman" w:cs="Times New Roman"/>
+                <w:b/>
+                <w:bCs/>
+                <w:sz w:val="28"/>
+                <w:szCs w:val="28"/>
+                <w:lang w:val="uz-Cyrl-UZ"/>
+              </w:rPr>
+              <w:t xml:space="preserve">6.</w:t>
+            </w:r>
+          </w:p>
+        </w:tc>
+        <w:tc>
+          <w:tcPr>
+            <w:tcW w:w="2100" w:type="dxa"/>
+            <w:vAlign w:val="center"/>
+          </w:tcPr>
+          <w:p>
+            <w:pPr>
+              <w:spacing w:before="120" w:after="120" w:line="240" w:lineRule="auto"/>
+              <w:jc w:val="center"/>
+            </w:pPr>
+            <w:r>
+              <w:rPr>
+                <w:rFonts w:ascii="Times New Roman" w:hAnsi="Times New Roman" w:cs="Times New Roman"/>
+                <w:b/>
+                <w:bCs/>
+                <w:sz w:val="28"/>
+                <w:szCs w:val="28"/>
+                <w:lang w:val="uz-Cyrl-UZ"/>
+              </w:rPr>
+              <w:t xml:space="preserve">20.01.2027</w:t>
+            </w:r>
+          </w:p>
+        </w:tc>
+        <w:tc>
+          <w:tcPr>
+            <w:tcW w:w="6050" w:type="dxa"/>
+            <w:vAlign w:val="center"/>
+          </w:tcPr>
+          <w:p>
+            <w:pPr>
+              <w:spacing w:before="120" w:after="120" w:line="240" w:lineRule="auto"/>
+              <w:jc w:val="center"/>
+            </w:pPr>
+            <w:r>
+              <w:rPr>
+                <w:rFonts w:ascii="Times New Roman" w:hAnsi="Times New Roman" w:cs="Times New Roman"/>
+                <w:b/>
+                <w:bCs/>
+                <w:sz w:val="28"/>
+                <w:szCs w:val="28"/>
+                <w:lang w:val="uz-Cyrl-UZ"/>
+              </w:rPr>
+              <w:t xml:space="preserve">23 805 000.00 сўм</w:t>
+            </w:r>
+          </w:p>
+        </w:tc>
+      </w:tr>
+      <w:tr>
+        <w:tc>
+          <w:tcPr>
+            <w:tcW w:w="850" w:type="dxa"/>
+            <w:vAlign w:val="center"/>
+          </w:tcPr>
+          <w:p>
+            <w:pPr>
+              <w:spacing w:before="120" w:after="120" w:line="240" w:lineRule="auto"/>
+              <w:jc w:val="center"/>
+            </w:pPr>
+            <w:r>
+              <w:rPr>
+                <w:rFonts w:ascii="Times New Roman" w:hAnsi="Times New Roman" w:cs="Times New Roman"/>
+                <w:b/>
+                <w:bCs/>
+                <w:sz w:val="28"/>
+                <w:szCs w:val="28"/>
+                <w:lang w:val="uz-Cyrl-UZ"/>
+              </w:rPr>
+              <w:t xml:space="preserve">7.</w:t>
+            </w:r>
+          </w:p>
+        </w:tc>
+        <w:tc>
+          <w:tcPr>
+            <w:tcW w:w="2100" w:type="dxa"/>
+            <w:vAlign w:val="center"/>
+          </w:tcPr>
+          <w:p>
+            <w:pPr>
+              <w:spacing w:before="120" w:after="120" w:line="240" w:lineRule="auto"/>
+              <w:jc w:val="center"/>
+            </w:pPr>
+            <w:r>
+              <w:rPr>
+                <w:rFonts w:ascii="Times New Roman" w:hAnsi="Times New Roman" w:cs="Times New Roman"/>
+                <w:b/>
+                <w:bCs/>
+                <w:sz w:val="28"/>
+                <w:szCs w:val="28"/>
+                <w:lang w:val="uz-Cyrl-UZ"/>
+              </w:rPr>
+              <w:t xml:space="preserve">20.02.2027</w:t>
+            </w:r>
+          </w:p>
+        </w:tc>
+        <w:tc>
+          <w:tcPr>
+            <w:tcW w:w="6050" w:type="dxa"/>
+            <w:vAlign w:val="center"/>
+          </w:tcPr>
+          <w:p>
+            <w:pPr>
+              <w:spacing w:before="120" w:after="120" w:line="240" w:lineRule="auto"/>
+              <w:jc w:val="center"/>
+            </w:pPr>
+            <w:r>
+              <w:rPr>
+                <w:rFonts w:ascii="Times New Roman" w:hAnsi="Times New Roman" w:cs="Times New Roman"/>
+                <w:b/>
+                <w:bCs/>
+                <w:sz w:val="28"/>
+                <w:szCs w:val="28"/>
+                <w:lang w:val="uz-Cyrl-UZ"/>
+              </w:rPr>
+              <w:t xml:space="preserve">23 805 000.00 сўм</w:t>
+            </w:r>
+          </w:p>
+        </w:tc>
+      </w:tr>
+      <w:tr>
+        <w:tc>
+          <w:tcPr>
+            <w:tcW w:w="850" w:type="dxa"/>
+            <w:vAlign w:val="center"/>
+          </w:tcPr>
+          <w:p>
+            <w:pPr>
+              <w:spacing w:before="120" w:after="120" w:line="240" w:lineRule="auto"/>
+              <w:jc w:val="center"/>
+            </w:pPr>
+            <w:r>
+              <w:rPr>
+                <w:rFonts w:ascii="Times New Roman" w:hAnsi="Times New Roman" w:cs="Times New Roman"/>
+                <w:b/>
+                <w:bCs/>
+                <w:sz w:val="28"/>
+                <w:szCs w:val="28"/>
+                <w:lang w:val="uz-Cyrl-UZ"/>
+              </w:rPr>
+              <w:t xml:space="preserve">8.</w:t>
+            </w:r>
+          </w:p>
+        </w:tc>
+        <w:tc>
+          <w:tcPr>
+            <w:tcW w:w="2100" w:type="dxa"/>
+            <w:vAlign w:val="center"/>
+          </w:tcPr>
+          <w:p>
+            <w:pPr>
+              <w:spacing w:before="120" w:after="120" w:line="240" w:lineRule="auto"/>
+              <w:jc w:val="center"/>
+            </w:pPr>
+            <w:r>
+              <w:rPr>
+                <w:rFonts w:ascii="Times New Roman" w:hAnsi="Times New Roman" w:cs="Times New Roman"/>
+                <w:b/>
+                <w:bCs/>
+                <w:sz w:val="28"/>
+                <w:szCs w:val="28"/>
+                <w:lang w:val="uz-Cyrl-UZ"/>
+              </w:rPr>
+              <w:t xml:space="preserve">20.03.2027</w:t>
+            </w:r>
+          </w:p>
+        </w:tc>
+        <w:tc>
+          <w:tcPr>
+            <w:tcW w:w="6050" w:type="dxa"/>
+            <w:vAlign w:val="center"/>
+          </w:tcPr>
+          <w:p>
+            <w:pPr>
+              <w:spacing w:before="120" w:after="120" w:line="240" w:lineRule="auto"/>
+              <w:jc w:val="center"/>
+            </w:pPr>
+            <w:r>
+              <w:rPr>
+                <w:rFonts w:ascii="Times New Roman" w:hAnsi="Times New Roman" w:cs="Times New Roman"/>
+                <w:b/>
+                <w:bCs/>
+                <w:sz w:val="28"/>
+                <w:szCs w:val="28"/>
+                <w:lang w:val="uz-Cyrl-UZ"/>
+              </w:rPr>
+              <w:t xml:space="preserve">23 805 000.00 сўм</w:t>
+            </w:r>
+          </w:p>
+        </w:tc>
+      </w:tr>
+      <w:tr>
+        <w:tc>
+          <w:tcPr>
+            <w:tcW w:w="850" w:type="dxa"/>
+            <w:vAlign w:val="center"/>
+          </w:tcPr>
+          <w:p>
+            <w:pPr>
+              <w:spacing w:before="120" w:after="120" w:line="240" w:lineRule="auto"/>
+              <w:jc w:val="center"/>
+            </w:pPr>
+            <w:r>
+              <w:rPr>
+                <w:rFonts w:ascii="Times New Roman" w:hAnsi="Times New Roman" w:cs="Times New Roman"/>
+                <w:b/>
+                <w:bCs/>
+                <w:sz w:val="28"/>
+                <w:szCs w:val="28"/>
+                <w:lang w:val="uz-Cyrl-UZ"/>
+              </w:rPr>
+              <w:t xml:space="preserve">9.</w:t>
+            </w:r>
+          </w:p>
+        </w:tc>
+        <w:tc>
+          <w:tcPr>
+            <w:tcW w:w="2100" w:type="dxa"/>
+            <w:vAlign w:val="center"/>
+          </w:tcPr>
+          <w:p>
+            <w:pPr>
+              <w:spacing w:before="120" w:after="120" w:line="240" w:lineRule="auto"/>
+              <w:jc w:val="center"/>
+            </w:pPr>
+            <w:r>
+              <w:rPr>
+                <w:rFonts w:ascii="Times New Roman" w:hAnsi="Times New Roman" w:cs="Times New Roman"/>
+                <w:b/>
+                <w:bCs/>
+                <w:sz w:val="28"/>
+                <w:szCs w:val="28"/>
+                <w:lang w:val="uz-Cyrl-UZ"/>
+              </w:rPr>
+              <w:t xml:space="preserve">20.04.2027</w:t>
+            </w:r>
+          </w:p>
+        </w:tc>
+        <w:tc>
+          <w:tcPr>
+            <w:tcW w:w="6050" w:type="dxa"/>
+            <w:vAlign w:val="center"/>
+          </w:tcPr>
+          <w:p>
+            <w:pPr>
+              <w:spacing w:before="120" w:after="120" w:line="240" w:lineRule="auto"/>
+              <w:jc w:val="center"/>
+            </w:pPr>
+            <w:r>
+              <w:rPr>
+                <w:rFonts w:ascii="Times New Roman" w:hAnsi="Times New Roman" w:cs="Times New Roman"/>
+                <w:b/>
+                <w:bCs/>
+                <w:sz w:val="28"/>
+                <w:szCs w:val="28"/>
+                <w:lang w:val="uz-Cyrl-UZ"/>
+              </w:rPr>
+              <w:t xml:space="preserve">23 805 000.00 сўм</w:t>
+            </w:r>
+          </w:p>
+        </w:tc>
+      </w:tr>
+      <w:tr>
+        <w:tc>
+          <w:tcPr>
+            <w:tcW w:w="850" w:type="dxa"/>
+            <w:vAlign w:val="center"/>
+          </w:tcPr>
+          <w:p>
+            <w:pPr>
+              <w:spacing w:before="120" w:after="120" w:line="240" w:lineRule="auto"/>
+              <w:jc w:val="center"/>
+            </w:pPr>
+            <w:r>
+              <w:rPr>
+                <w:rFonts w:ascii="Times New Roman" w:hAnsi="Times New Roman" w:cs="Times New Roman"/>
+                <w:b/>
+                <w:bCs/>
+                <w:sz w:val="28"/>
+                <w:szCs w:val="28"/>
+                <w:lang w:val="uz-Cyrl-UZ"/>
+              </w:rPr>
+              <w:t xml:space="preserve">10.</w:t>
+            </w:r>
+          </w:p>
+        </w:tc>
+        <w:tc>
+          <w:tcPr>
+            <w:tcW w:w="2100" w:type="dxa"/>
+            <w:vAlign w:val="center"/>
+          </w:tcPr>
+          <w:p>
+            <w:pPr>
+              <w:spacing w:before="120" w:after="120" w:line="240" w:lineRule="auto"/>
+              <w:jc w:val="center"/>
+            </w:pPr>
+            <w:r>
+              <w:rPr>
+                <w:rFonts w:ascii="Times New Roman" w:hAnsi="Times New Roman" w:cs="Times New Roman"/>
+                <w:b/>
+                <w:bCs/>
+                <w:sz w:val="28"/>
+                <w:szCs w:val="28"/>
+                <w:lang w:val="uz-Cyrl-UZ"/>
+              </w:rPr>
+              <w:t xml:space="preserve">20.05.2027</w:t>
+            </w:r>
+          </w:p>
+        </w:tc>
+        <w:tc>
+          <w:tcPr>
+            <w:tcW w:w="6050" w:type="dxa"/>
+            <w:vAlign w:val="center"/>
+          </w:tcPr>
+          <w:p>
+            <w:pPr>
+              <w:spacing w:before="120" w:after="120" w:line="240" w:lineRule="auto"/>
+              <w:jc w:val="center"/>
+            </w:pPr>
+            <w:r>
+              <w:rPr>
+                <w:rFonts w:ascii="Times New Roman" w:hAnsi="Times New Roman" w:cs="Times New Roman"/>
+                <w:b/>
+                <w:bCs/>
+                <w:sz w:val="28"/>
+                <w:szCs w:val="28"/>
+                <w:lang w:val="uz-Cyrl-UZ"/>
+              </w:rPr>
+              <w:t xml:space="preserve">23 805 000.00 сўм</w:t>
+            </w:r>
+          </w:p>
+        </w:tc>
+      </w:tr>
+      <w:tr>
+        <w:tc>
+          <w:tcPr>
+            <w:tcW w:w="850" w:type="dxa"/>
+            <w:vAlign w:val="center"/>
+          </w:tcPr>
+          <w:p>
+            <w:pPr>
+              <w:spacing w:before="120" w:after="120" w:line="240" w:lineRule="auto"/>
+              <w:jc w:val="center"/>
+            </w:pPr>
+            <w:r>
+              <w:rPr>
+                <w:rFonts w:ascii="Times New Roman" w:hAnsi="Times New Roman" w:cs="Times New Roman"/>
+                <w:b/>
+                <w:bCs/>
+                <w:sz w:val="28"/>
+                <w:szCs w:val="28"/>
+                <w:lang w:val="uz-Cyrl-UZ"/>
+              </w:rPr>
+              <w:t xml:space="preserve">11.</w:t>
+            </w:r>
+          </w:p>
+        </w:tc>
+        <w:tc>
+          <w:tcPr>
+            <w:tcW w:w="2100" w:type="dxa"/>
+            <w:vAlign w:val="center"/>
+          </w:tcPr>
+          <w:p>
+            <w:pPr>
+              <w:spacing w:before="120" w:after="120" w:line="240" w:lineRule="auto"/>
+              <w:jc w:val="center"/>
+            </w:pPr>
+            <w:r>
+              <w:rPr>
+                <w:rFonts w:ascii="Times New Roman" w:hAnsi="Times New Roman" w:cs="Times New Roman"/>
+                <w:b/>
+                <w:bCs/>
+                <w:sz w:val="28"/>
+                <w:szCs w:val="28"/>
+                <w:lang w:val="uz-Cyrl-UZ"/>
+              </w:rPr>
+              <w:t xml:space="preserve">20.06.2027</w:t>
+            </w:r>
+          </w:p>
+        </w:tc>
+        <w:tc>
+          <w:tcPr>
+            <w:tcW w:w="6050" w:type="dxa"/>
+            <w:vAlign w:val="center"/>
+          </w:tcPr>
+          <w:p>
+            <w:pPr>
+              <w:spacing w:before="120" w:after="120" w:line="240" w:lineRule="auto"/>
+              <w:jc w:val="center"/>
+            </w:pPr>
+            <w:r>
+              <w:rPr>
+                <w:rFonts w:ascii="Times New Roman" w:hAnsi="Times New Roman" w:cs="Times New Roman"/>
+                <w:b/>
+                <w:bCs/>
+                <w:sz w:val="28"/>
+                <w:szCs w:val="28"/>
+                <w:lang w:val="uz-Cyrl-UZ"/>
+              </w:rPr>
+              <w:t xml:space="preserve">23 805 000.00 сўм</w:t>
+            </w:r>
+          </w:p>
+        </w:tc>
+      </w:tr>
+      <w:tr>
+        <w:tc>
+          <w:tcPr>
+            <w:tcW w:w="850" w:type="dxa"/>
+            <w:vAlign w:val="center"/>
+          </w:tcPr>
+          <w:p>
+            <w:pPr>
+              <w:spacing w:before="120" w:after="120" w:line="240" w:lineRule="auto"/>
+              <w:jc w:val="center"/>
+            </w:pPr>
+            <w:r>
+              <w:rPr>
+                <w:rFonts w:ascii="Times New Roman" w:hAnsi="Times New Roman" w:cs="Times New Roman"/>
+                <w:b/>
+                <w:bCs/>
+                <w:sz w:val="28"/>
+                <w:szCs w:val="28"/>
+                <w:lang w:val="uz-Cyrl-UZ"/>
+              </w:rPr>
+              <w:t xml:space="preserve">12.</w:t>
+            </w:r>
+          </w:p>
+        </w:tc>
+        <w:tc>
+          <w:tcPr>
+            <w:tcW w:w="2100" w:type="dxa"/>
+            <w:vAlign w:val="center"/>
+          </w:tcPr>
+          <w:p>
+            <w:pPr>
+              <w:spacing w:before="120" w:after="120" w:line="240" w:lineRule="auto"/>
+              <w:jc w:val="center"/>
+            </w:pPr>
+            <w:r>
+              <w:rPr>
+                <w:rFonts w:ascii="Times New Roman" w:hAnsi="Times New Roman" w:cs="Times New Roman"/>
+                <w:b/>
+                <w:bCs/>
+                <w:sz w:val="28"/>
+                <w:szCs w:val="28"/>
+                <w:lang w:val="uz-Cyrl-UZ"/>
+              </w:rPr>
+              <w:t xml:space="preserve">20.07.2027</w:t>
+            </w:r>
+          </w:p>
+        </w:tc>
+        <w:tc>
+          <w:tcPr>
+            <w:tcW w:w="6050" w:type="dxa"/>
+            <w:vAlign w:val="center"/>
+          </w:tcPr>
+          <w:p>
+            <w:pPr>
+              <w:spacing w:before="120" w:after="120" w:line="240" w:lineRule="auto"/>
+              <w:jc w:val="center"/>
+            </w:pPr>
+            <w:r>
+              <w:rPr>
+                <w:rFonts w:ascii="Times New Roman" w:hAnsi="Times New Roman" w:cs="Times New Roman"/>
+                <w:b/>
+                <w:bCs/>
+                <w:sz w:val="28"/>
+                <w:szCs w:val="28"/>
+                <w:lang w:val="uz-Cyrl-UZ"/>
+              </w:rPr>
+              <w:t xml:space="preserve">23 805 000.00 сўм</w:t>
+            </w:r>
+          </w:p>
+        </w:tc>
+      </w:tr>
+      <w:tr>
+        <w:tc>
+          <w:tcPr>
+            <w:tcW w:w="850" w:type="dxa"/>
+            <w:vAlign w:val="center"/>
+          </w:tcPr>
+          <w:p>
+            <w:pPr>
+              <w:spacing w:before="120" w:after="120" w:line="240" w:lineRule="auto"/>
+              <w:jc w:val="center"/>
+            </w:pPr>
+            <w:r>
+              <w:rPr>
+                <w:rFonts w:ascii="Times New Roman" w:hAnsi="Times New Roman" w:cs="Times New Roman"/>
                 <w:sz w:val="28"/>
                 <w:szCs w:val="28"/>
                 <w:lang w:val="uz-Cyrl-UZ"/>
@@ -1755,7 +2409,7 @@
                 <w:szCs w:val="28"/>
                 <w:lang w:val="uz-Cyrl-UZ"/>
               </w:rPr>
-              <w:t xml:space="preserve">67 392 000.00 сўм</w:t>
+              <w:t xml:space="preserve">285 660 000.00 сўм</w:t>
             </w:r>
           </w:p>
         </w:tc>
@@ -1860,7 +2514,7 @@
                 <w:szCs w:val="28"/>
                 <w:lang w:val="uz-Cyrl-UZ"/>
               </w:rPr>
-              <w:t xml:space="preserve">Ш. Каримов</w:t>
+              <w:t xml:space="preserve">Каримов Шавкат</w:t>
             </w:r>
           </w:p>
         </w:tc>
